--- a/tai-lieu-noi-bo/moscow/tsaritsyno.docx
+++ b/tai-lieu-noi-bo/moscow/tsaritsyno.docx
@@ -100,6 +100,30 @@
     </w:p>
     <w:p>
       <w:pPr>
+        <w:pStyle w:val="ListBullet"/>
+      </w:pPr>
+      <w:r>
+        <w:t>Cung điện Lớn do Matvey Kazakov khởi công 1786, bỏ dở khi Ekaterina II mất (1796) và bị Pavel I ra lệnh ngừng xây (1797); thành phế tích ~200 năm, trùng tu 2005–2007, mở lại 2/9/2007.</w:t>
+      </w:r>
+    </w:p>
+    <w:p>
+      <w:pPr>
+        <w:pStyle w:val="ListBullet"/>
+      </w:pPr>
+      <w:r>
+        <w:t>Các công trình gạch đỏ – đá trắng của Bazhenov (Cầu Hình, Cổng Nho, Nhà hát Opera, Nhà Bánh Mì) là mẫu 'Gothic Nga' tinh xảo; nhiều người cho rằng ẩn chứa biểu tượng Hội Tam Điểm.</w:t>
+      </w:r>
+    </w:p>
+    <w:p>
+      <w:pPr>
+        <w:pStyle w:val="ListBullet"/>
+      </w:pPr>
+      <w:r>
+        <w:t>Đài phun nước nhạc nước trên Đảo Móng Ngựa giữa hồ Giữa — một trong những đài lớn nhất Moskva, trình diễn đèn &amp; nhạc buổi tối mùa ấm.</w:t>
+      </w:r>
+    </w:p>
+    <w:p>
+      <w:pPr>
         <w:pStyle w:val="Heading1"/>
       </w:pPr>
       <w:r>
@@ -766,6 +790,264 @@
       </w:pPr>
       <w:r>
         <w:t>Cuối cùng, câu chuyện gây tranh luận nhất lại thuộc về thời hiện đại: việc “hoàn thiện” Cung điện Lớn vào năm 2005–2007. Nhiều nhà bảo tồn phản đối, cho rằng không thể “phục dựng” thứ chưa từng tồn tại hoàn chỉnh, rằng làm vậy là đánh mất vẻ đẹp nguyên bản của phế tích. Nhưng với đông đảo công chúng, Tsaritsyno hồi sinh đã trở thành một trong những công viên được yêu thích nhất Moskva. Cuộc tranh luận ấy đến nay vẫn chưa ngã ngũ, và có lẽ chính nó đã làm nên sức hấp dẫn đặc biệt cho “toà thành cổ tích” bên bờ nam thủ đô nước Nga.</w:t>
+      </w:r>
+    </w:p>
+    <w:p>
+      <w:pPr>
+        <w:pStyle w:val="Heading1"/>
+      </w:pPr>
+      <w:r>
+        <w:rPr>
+          <w:color w:val="152C4E"/>
+        </w:rPr>
+        <w:t>Cẩm nang từng công trình — Cung điện Lớn (Bolshoy dvorets) của Kazakov</w:t>
+      </w:r>
+    </w:p>
+    <w:p>
+      <w:pPr>
+        <w:jc w:val="both"/>
+      </w:pPr>
+      <w:r>
+        <w:t>Toà nhà bề thế nhất, đứng ở trung tâm quần thể, là Cung điện Lớn (Большой дворец) do kiến trúc sư Matvey Kazakov (Матвей Казаков) thiết kế. Sau khi Nữ hoàng Ekaterina II bác bỏ phương án của Bazhenov, Kazakov — vốn là học trò của Bazhenov — được giao dựng một cung điện lớn thống nhất thay cho cụm hai dinh thự cũ. Ông khởi công năm 1786, giữ đúng tinh thần 'Gothic Nga' bằng gạch đỏ điểm đá trắng để hoà hợp với các công trình xung quanh, nhưng phóng to lên thành một khối uy nghi với những tháp nhọn và cửa sổ vòm cao vút.</w:t>
+      </w:r>
+    </w:p>
+    <w:p>
+      <w:pPr>
+        <w:jc w:val="both"/>
+      </w:pPr>
+      <w:r>
+        <w:t>Bi kịch của cung điện là nó gần như chưa bao giờ được hoàn thành. Khi Nữ hoàng Ekaterina II đột ngột qua đời năm 1796, công trình vẫn dang dở — theo sử liệu, mới chỉ có 17 phòng kịp lát sàn gỗ và làm trần. Con trai bà, Hoàng đế Pavel I, tới thăm năm 1797 rồi ra sắc lệnh ngừng mọi việc xây cất ở Tsaritsyno. Từ đó, toà cung điện bị bỏ mặc: mái sập dần (một lần đổ lớn vào năm 1880), tường phủ rêu và cây dại, biến thành một 'phế tích lãng mạn' suốt hơn hai thế kỷ — điều hiếm có với một dinh thự hoàng gia.</w:t>
+      </w:r>
+    </w:p>
+    <w:p>
+      <w:pPr>
+        <w:jc w:val="both"/>
+      </w:pPr>
+      <w:r>
+        <w:t>Diện mạo lộng lẫy mà du khách thấy hôm nay là kết quả của cuộc trùng tu – tái dựng quy mô lớn do chính quyền Moskva thực hiện các năm 2005–2007, khánh thành ngày 2/9/2007. Cần nói thật với khách rằng đây là một dự án gây tranh cãi: nhiều kiến trúc sư và nhà bảo tồn phản đối việc 'hoàn thiện' những bức tường vốn dĩ lịch sử chưa bao giờ dựng xong, cho rằng đó là 'trùng tu tưởng tượng'. Nhờ vậy, ngày nay bên trong là một bảo tàng hiện đại với các sảnh nghi lễ, trưng bày nghệ thuật trang trí, đồ sứ, tranh và không gian tôn vinh thời đại Ekaterina.</w:t>
+      </w:r>
+    </w:p>
+    <w:p>
+      <w:pPr>
+        <w:jc w:val="both"/>
+      </w:pPr>
+      <w:r>
+        <w:t>Cách kể cho khách Việt: hãy biến Cung điện Lớn thành nhân vật chính của một câu chuyện 'giấc mơ dang dở'. Đứng trước mặt tiền, kể chuyện một toà cung điện được xây cho nữ hoàng nhưng bà không kịp ở, con trai bà ghét bỏ, rồi bị thiên nhiên 'nuốt' mất suốt 200 năm trước khi hồi sinh. Với khách Việt vốn thích những câu chuyện 'bãi bể nương dâu', mô-típ vinh quang – suy tàn – tái sinh này luôn tạo cảm xúc mạnh.</w:t>
+      </w:r>
+    </w:p>
+    <w:p>
+      <w:pPr>
+        <w:jc w:val="both"/>
+      </w:pPr>
+      <w:r>
+        <w:t>Mẹo tại chỗ: vé vào Cung điện Lớn và Nhà Bánh Mì thường bán gộp; nên vào buổi sáng để tránh đông và có đủ thời gian đi hết các sảnh. Mặt tiền gạch đỏ – đá trắng lên hình đẹp nhất dưới nắng xế chiều; muốn có khung 'cổ tích', chụp từ phía hồ nhìn lên cụm tháp.</w:t>
+      </w:r>
+    </w:p>
+    <w:p>
+      <w:pPr>
+        <w:pStyle w:val="Heading1"/>
+      </w:pPr>
+      <w:r>
+        <w:rPr>
+          <w:color w:val="152C4E"/>
+        </w:rPr>
+        <w:t>Nhà Bánh Mì (Khlebny dom) và Nhà hát Opera (Operny dom)</w:t>
+      </w:r>
+    </w:p>
+    <w:p>
+      <w:pPr>
+        <w:jc w:val="both"/>
+      </w:pPr>
+      <w:r>
+        <w:t>Ngay cạnh Cung điện Lớn, nối với nhau bằng một chiếc cổng duyên dáng, là Nhà Bánh Mì (Хлебный дом) — vốn là khu bếp và kho lương của điền trang, do Bazhenov thiết kế. Cái tên đến từ phù điêu ổ bánh mì và bình muối gắn trên tường, biểu tượng của lòng hiếu khách. Trong đợt trùng tu, phần sân trong của toà nhà được lợp một mái vòm kính lớn, biến nơi đây thành một atrium hoà nhạc trang nhã — nay thường xuyên diễn ra các buổi biểu diễn nhạc cổ điển, một trải nghiệm rất đáng gợi ý cho khách yêu âm nhạc.</w:t>
+      </w:r>
+    </w:p>
+    <w:p>
+      <w:pPr>
+        <w:jc w:val="both"/>
+      </w:pPr>
+      <w:r>
+        <w:t>Cách toà cung điện không xa là Nhà hát Opera, còn gọi là Cung điện Giữa (Оперный дом / Средний дворец), một trong những công trình tinh tế nhất của Bazhenov, dựng khoảng 1776–1778. Dù mang tên 'nhà hát', đây thực chất là một sảnh nghi lễ nhỏ nhắn nhưng cực kỳ trau chuốt, với những chi tiết trang trí bằng đá trắng chạm khắc như ren. Quy mô vừa phải khiến nó trở thành ví dụ 'sạch' nhất để khách chiêm ngưỡng phong cách 'Gothic Nga' nguyên bản của Bazhenov, không bị pha loãng như ở cung điện lớn.</w:t>
+      </w:r>
+    </w:p>
+    <w:p>
+      <w:pPr>
+        <w:jc w:val="both"/>
+      </w:pPr>
+      <w:r>
+        <w:t>Điểm hay để so sánh cho khách: Nhà Bánh Mì và Nhà hát Opera cho thấy hai bàn tay khác nhau. Các công trình nhỏ mang dấu ấn Bazhenov — tỉ mỉ, nhiều biểu tượng, giàu chất thơ; còn khối cung điện lớn mang dấu ấn Kazakov — hoành tráng, quy củ hơn. Dẫn khách đi từ cái nhỏ tinh xảo đến cái lớn bề thế giúp họ 'đọc' được sự chuyển giao giữa thầy và trò ngay trong cùng một quần thể.</w:t>
+      </w:r>
+    </w:p>
+    <w:p>
+      <w:pPr>
+        <w:jc w:val="both"/>
+      </w:pPr>
+      <w:r>
+        <w:t>Mẹo tại chỗ: nếu lịch có buổi hoà nhạc ở atrium Nhà Bánh Mì, nên canh giờ để khách nghe thử vài phút — âm thanh dưới mái vòm kính rất ấn tượng. Kiểm tra lịch diễn trên trang chính thức của bảo tàng trước khi dẫn đoàn.</w:t>
+      </w:r>
+    </w:p>
+    <w:p>
+      <w:pPr>
+        <w:pStyle w:val="Heading1"/>
+      </w:pPr>
+      <w:r>
+        <w:rPr>
+          <w:color w:val="152C4E"/>
+        </w:rPr>
+        <w:t>Cầu Hình, Cổng Nho và những 'mật mã' của Bazhenov</w:t>
+      </w:r>
+    </w:p>
+    <w:p>
+      <w:pPr>
+        <w:jc w:val="both"/>
+      </w:pPr>
+      <w:r>
+        <w:t>Trước khi có cung điện, phần đặc sắc nhất của Tsaritsyno chính là loạt công trình nhỏ bằng gạch đỏ – đá trắng do Bazhenov để lại, nơi ông thoả sức chơi với hình khối và biểu tượng. Nổi bật là Cầu Hình (Фигурный мост) — cây cầu cạn bắc qua đường dẫn vào điền trang, với hàng lan can răng cưa như tường thành và những ô trang trí hình sao, hình bốn cánh khoét thủng cho ánh sáng xuyên qua. Đây thường là công trình đầu tiên khách gặp, một 'cánh cổng thời gian' mở vào thế giới cổ tích.</w:t>
+      </w:r>
+    </w:p>
+    <w:p>
+      <w:pPr>
+        <w:jc w:val="both"/>
+      </w:pPr>
+      <w:r>
+        <w:t>Nối giữa Nhà Bánh Mì và Cung điện Lớn là Cổng Nho (Виноградные ворота) — một khung cổng vòm mà ở đỉnh có một chi tiết đá trắng chạm rủ xuống, được ví như một chùm nho đá. Khách rất thích đứng đúng dưới vòm để chụp 'chùm nho' treo trên đầu. Rải rác trong quần thể còn có Cung điện Nhỏ (Малый дворец) đứng trên gò cao với chữ lồng 'E' (Ekaterina), các dãy nhà Kỵ sĩ (Кавалерские корпуса), và Cầu Lớn bắc qua khe (Большой мост через овраг) — một trong những cây cầu thế kỷ 18 lớn còn giữ được ở Nga.</w:t>
+      </w:r>
+    </w:p>
+    <w:p>
+      <w:pPr>
+        <w:jc w:val="both"/>
+      </w:pPr>
+      <w:r>
+        <w:t>Chi tiết 'gây tò mò' để kể: Bazhenov là một hội viên Hội Tam Điểm (Freemason, gia nhập năm 1784), và nhiều nhà nghiên cứu cho rằng ông đã cài vào các hoa văn đá trắng ở Tsaritsyno những biểu tượng Tam Điểm — hoa thị, mặt trời tia, các hình học ẩn ý. Người ta còn cho rằng chính mối liên hệ Tam Điểm và những cuộc tiếp xúc của ông với Hoàng thái tử Pavel (đối thủ chính trị của Ekaterina) là một lý do khiến Nữ hoàng nổi giận và ra lệnh phá bỏ công trình. Hãy trình bày đây như một 'giả thuyết được nhiều người ủng hộ' chứ không phải kết luận chắc chắn.</w:t>
+      </w:r>
+    </w:p>
+    <w:p>
+      <w:pPr>
+        <w:jc w:val="both"/>
+      </w:pPr>
+      <w:r>
+        <w:t>Cách kể cho khách Việt: tổ chức một trò 'săn mật mã'. Đi dọc Cầu Hình và Cổng Nho, mời khách tìm các hoạ tiết hình sao, hoa thị lặp đi lặp lại, rồi mới hé lộ giả thuyết Tam Điểm. Sự bí ẩn khiến những viên gạch tưởng như bình thường bỗng 'biết nói'. Nhắc khách rằng toàn bộ vẻ 'Gothic' ở đây là 'Gothic kiểu Nga' — mượn dáng nhọn của phương Tây nhưng vẫn dùng gạch đỏ và mô-típ Nga, chứ không phải nhà thờ Gothic châu Âu.</w:t>
+      </w:r>
+    </w:p>
+    <w:p>
+      <w:pPr>
+        <w:pStyle w:val="Heading1"/>
+      </w:pPr>
+      <w:r>
+        <w:rPr>
+          <w:color w:val="152C4E"/>
+        </w:rPr>
+        <w:t>Đài phun nước nhạc nước trên Đảo Móng Ngựa</w:t>
+      </w:r>
+    </w:p>
+    <w:p>
+      <w:pPr>
+        <w:jc w:val="both"/>
+      </w:pPr>
+      <w:r>
+        <w:t>Giữa hồ Tsaritsyno Giữa (Средний Царицынский пруд), trên một dải đất nhỏ hình móng ngựa, là đài phun nước nhạc nước được lắp đặt trong đợt trùng tu 2007 — một trong những đài phun nước lớn nhất Moskva thuộc loại này. Ban ngày, các cột nước vươn cao tạo nền cho những bức ảnh cung điện phản chiếu trên mặt hồ; nhưng nơi đây thực sự bừng sáng vào buổi tối, khi hệ thống đèn màu và nhạc được bật lên, nước 'nhảy múa' theo giai điệu — thường là nhạc cổ điển Nga.</w:t>
+      </w:r>
+    </w:p>
+    <w:p>
+      <w:pPr>
+        <w:jc w:val="both"/>
+      </w:pPr>
+      <w:r>
+        <w:t>Đây là điểm 'chốt hạ' cảm xúc lý tưởng cho một buổi tham quan mùa ấm. Cách kể gợi ý: sắp lịch sao cho đoàn đi xem các công trình vào ban ngày, rồi nán lại đến chập tối để xem màn trình diễn nhạc nước như một 'màn hạ màn' cho cả câu chuyện Tsaritsyno. Hình ảnh cung điện từng là phế tích nay soi bóng bên đài phun nước lung linh là một cái kết giàu ý nghĩa về sự hồi sinh.</w:t>
+      </w:r>
+    </w:p>
+    <w:p>
+      <w:pPr>
+        <w:jc w:val="both"/>
+      </w:pPr>
+      <w:r>
+        <w:t>Mẹo thực hành: đài phun nước chỉ hoạt động trong mùa ấm (thường khoảng cuối xuân đến đầu thu), tắt vào mùa đông; nên kiểm tra lịch phun và giờ trình diễn buổi tối trước khi hứa với khách. Vị trí đứng đẹp để xem là bờ hồ nhìn về đảo, hoặc trên các cây cầu nhỏ; buổi tối trời se lạnh nên nhắc khách mang áo khoác.</w:t>
+      </w:r>
+    </w:p>
+    <w:p>
+      <w:pPr>
+        <w:pStyle w:val="Heading1"/>
+      </w:pPr>
+      <w:r>
+        <w:rPr>
+          <w:color w:val="152C4E"/>
+        </w:rPr>
+        <w:t>Công viên cảnh quan và các pavilion lãng mạn</w:t>
+      </w:r>
+    </w:p>
+    <w:p>
+      <w:pPr>
+        <w:jc w:val="both"/>
+      </w:pPr>
+      <w:r>
+        <w:t>Ngoài cụm cung điện, Tsaritsyno còn có một công viên cảnh quan rộng theo phong cách 'vườn Anh' trải quanh các hồ, với đồi cỏ, lối dạo, cây cổ thụ và rải rác những pavilion (đình, tạ) duyên dáng của thế kỷ 18–19. Đáng chú ý có đình Milovida (Миловида — nghĩa là 'cảnh đẹp'), một hành lang có mái nhìn ra hồ; đình Nerastankino (Нерастанкино) yên tĩnh bên nước; và 'Đền Ceres' hay 'Đình Bó Lúa Vàng' (храм Цереры) tôn vinh nữ thần mùa màng — gợi lại thú vui điền viên của giới quý tộc xưa.</w:t>
+      </w:r>
+    </w:p>
+    <w:p>
+      <w:pPr>
+        <w:jc w:val="both"/>
+      </w:pPr>
+      <w:r>
+        <w:t>Rải rác trong vườn còn có các hang nhân tạo (grotto), cầu đá, cổng vòm và những điểm ngắm cảnh được bố trí như những 'bất ngờ' dọc đường dạo — đúng tinh thần vườn cảnh lãng mạn, nơi mỗi khúc quanh mở ra một khung cảnh mới. Với khách thích đi bộ, thư giãn hoặc chụp ảnh thiên nhiên, khu công viên này cân bằng lại phần 'nặng' lịch sử của cụm cung điện.</w:t>
+      </w:r>
+    </w:p>
+    <w:p>
+      <w:pPr>
+        <w:jc w:val="both"/>
+      </w:pPr>
+      <w:r>
+        <w:t>Cách kể cho khách Việt: dùng công viên như đoạn 'giãn nhịp'. Sau khi kể chuyện bi tráng ở cung điện, dẫn khách vào vườn để thở, chỉ cho họ các đình tạ và giải thích rằng giới quý tộc Nga xưa xem việc dạo vườn, ngắm 'cảnh đẹp' (đúng như tên đình Milovida) là một thú tao nhã. Nếu đoàn có người lớn tuổi, nên chọn lối đi bằng phẳng ven hồ thay vì leo đồi.</w:t>
+      </w:r>
+    </w:p>
+    <w:p>
+      <w:pPr>
+        <w:jc w:val="both"/>
+      </w:pPr>
+      <w:r>
+        <w:t>Mẹo thực hành: quần thể rất rộng, đi bộ hết sẽ mất nhiều giờ; hãy ưu tiên trục chính (cổng – cầu Hình – cung điện – hồ – đài phun nước) và chỉ đi sâu vào vườn nếu còn thời gian và sức. Mùa thu lá vàng và mùa đông tuyết phủ đều cho khung cảnh rất đẹp, nhưng mùa đông thì đài phun nước tắt.</w:t>
+      </w:r>
+    </w:p>
+    <w:p>
+      <w:pPr>
+        <w:pStyle w:val="Heading1"/>
+      </w:pPr>
+      <w:r>
+        <w:rPr>
+          <w:color w:val="152C4E"/>
+        </w:rPr>
+        <w:t>Gợi ý lộ trình &amp; cách kể cho đoàn khách Việt</w:t>
+      </w:r>
+    </w:p>
+    <w:p>
+      <w:pPr>
+        <w:jc w:val="both"/>
+      </w:pPr>
+      <w:r>
+        <w:t>Lộ trình gọn: từ ga metro Tsaritsyno (tuyến số 2, màu xanh lá) đi bộ men theo hồ vào khu điền trang; bắt đầu bằng Cầu Hình như 'cổng thời gian', qua Cổng Nho, tới Cung điện Lớn và Nhà Bánh Mì (mua vé vào trong), rồi sang Nhà hát Opera và Cung điện Nhỏ, cuối cùng vòng ra hồ xem đài phun nước. Một buổi 3–4 tiếng là vừa cho phần cốt lõi; muốn thong thả cả công viên thì để trọn nửa ngày.</w:t>
+      </w:r>
+    </w:p>
+    <w:p>
+      <w:pPr>
+        <w:jc w:val="both"/>
+      </w:pPr>
+      <w:r>
+        <w:t>Sợi chỉ đỏ để kể xuyên suốt là mối 'ân oán' giữa ba nhân vật: Nữ hoàng Ekaterina II (người đặt hàng rồi ruồng bỏ), kiến trúc sư Bazhenov (thiên tài bị gạt) và học trò Kazakov (người kế nhiệm cũng dang dở). Ba số phận ấy gắn với ba lớp công trình khách nhìn thấy, nên chỉ cần bám theo họ là cả quần thể trở thành một vở kịch có nhân vật, xung đột và cao trào.</w:t>
+      </w:r>
+    </w:p>
+    <w:p>
+      <w:pPr>
+        <w:jc w:val="both"/>
+      </w:pPr>
+      <w:r>
+        <w:t>Câu mở cho từng điểm để khách dễ nhớ: Cầu Hình — 'cổng bước vào cổ tích'; Cổng Nho — 'chùm nho bằng đá trên đầu bạn'; Cung điện Lớn — 'giấc mơ 200 năm dang dở'; Nhà Bánh Mì — 'căn bếp hoàng gia nay thành phòng hoà nhạc'; đài phun nước — 'màn nhạc nước khép lại câu chuyện hồi sinh'. Mỗi câu ngắn vừa định vị công trình, vừa mở ra câu chuyện chi tiết.</w:t>
+      </w:r>
+    </w:p>
+    <w:p>
+      <w:pPr>
+        <w:jc w:val="both"/>
+      </w:pPr>
+      <w:r>
+        <w:t>Lưu ý thực tế cho đoàn: khuôn viên rộng và nhiều bậc, nên đi giày thoải mái và tính dư thời gian di chuyển; mùa ấm mới có nhạc nước buổi tối; nên đặt/kiểm tra vé và lịch hoà nhạc qua trang chính thức trước. Với khách Việt, nhấn vào ba từ khoá dễ thấm: 'cổ tích Gothic', 'giấc mơ dang dở' và 'hồi sinh' — đó là tinh thần khiến Tsaritsyno khác với mọi cung điện khác ở Moskva.</w:t>
       </w:r>
     </w:p>
     <w:p>
@@ -1001,6 +1283,36 @@
       </w:r>
     </w:p>
     <w:p>
+      <w:r>
+        <w:rPr>
+          <w:sz w:val="22"/>
+        </w:rPr>
+        <w:t xml:space="preserve">• Wikipedia (EN) — Tsaritsyno Park — </w:t>
+      </w:r>
+      <w:r>
+        <w:rPr>
+          <w:color w:val="204A86"/>
+          <w:sz w:val="20"/>
+        </w:rPr>
+        <w:t>https://en.wikipedia.org/wiki/Tsaritsyno_Park</w:t>
+      </w:r>
+    </w:p>
+    <w:p>
+      <w:r>
+        <w:rPr>
+          <w:sz w:val="22"/>
+        </w:rPr>
+        <w:t xml:space="preserve">• Trang chính thức Bảo tàng – Điền trang Tsaritsyno (tsaritsyno-museum.ru) — </w:t>
+      </w:r>
+      <w:r>
+        <w:rPr>
+          <w:color w:val="204A86"/>
+          <w:sz w:val="20"/>
+        </w:rPr>
+        <w:t>https://tsaritsyno-museum.ru</w:t>
+      </w:r>
+    </w:p>
+    <w:p>
       <w:pPr>
         <w:pStyle w:val="Heading2"/>
       </w:pPr>
@@ -1068,11 +1380,29 @@
     <w:p>
       <w:r>
         <w:rPr>
+          <w:color w:val="5C6773"/>
+          <w:sz w:val="20"/>
+        </w:rPr>
+        <w:t>Wikipedia tiếng Anh — 'Tsaritsyno Park': Ekaterina II đặt hàng 1775 (mua đất của công tước Cantemir), Bazhenov thiết kế 1775–1785 (Nhà hát Opera/Cung điện Giữa 1776–78, Cổng Nho, Cầu Hình, Cầu Lớn qua khe, Nhà Bánh Mì); Nữ hoàng bác bỏ tháng 6/1785 (chê cầu thang hẹp, trần nặng, phòng chật, sảnh tối như hầm), liên hệ Hội Tam Điểm (gia nhập 1784) và tiếp xúc với Hoàng thái tử Pavel; Kazakov dựng Cung điện Lớn 1786–1796, dang dở khi Ekaterina mất (chỉ 17 phòng có sàn &amp; trần), Pavel I ra sắc lệnh ngừng xây 8/6/1797; mái sập 1880; trùng tu 2005–2007, khánh thành 2/9/2007; đài phun nước đèn–nhạc trên Đảo Móng Ngựa hồ Giữa.</w:t>
+      </w:r>
+    </w:p>
+    <w:p>
+      <w:r>
+        <w:rPr>
+          <w:color w:val="5C6773"/>
+          <w:sz w:val="20"/>
+        </w:rPr>
+        <w:t>Trang chính thức tsaritsyno-museum.ru — thông tin tham quan: các toà nhà (Cung điện Lớn, Nhà Bánh Mì, Nhà hát Opera), vé, giờ mở cửa, lịch hoà nhạc và lịch trình diễn đài phun nước (đối chiếu để hướng dẫn thực hành).</w:t>
+      </w:r>
+    </w:p>
+    <w:p>
+      <w:r>
+        <w:rPr>
           <w:i/>
           <w:color w:val="5C6773"/>
           <w:sz w:val="18"/>
         </w:rPr>
-        <w:t>Tài liệu nội bộ — không dùng cho mục đích public. Biên soạn nguyên gốc, có dẫn nguồn. Cập nhật 2026-08-11.</w:t>
+        <w:t>Tài liệu nội bộ — không dùng cho mục đích public. Biên soạn nguyên gốc, có dẫn nguồn. Cập nhật 2026-09-27.</w:t>
       </w:r>
     </w:p>
     <w:sectPr>
